--- a/CustomerChurn/src/02_data_ingestion/data ingestion.docx
+++ b/CustomerChurn/src/02_data_ingestion/data ingestion.docx
@@ -2,6 +2,23 @@
 <file path=word/document.xml><?xml version="1.0" encoding="utf-8"?>
 <w:document xmlns:wpc="http://schemas.microsoft.com/office/word/2010/wordprocessingCanvas" xmlns:cx="http://schemas.microsoft.com/office/drawing/2014/chartex" xmlns:cx1="http://schemas.microsoft.com/office/drawing/2015/9/8/chartex" xmlns:cx2="http://schemas.microsoft.com/office/drawing/2015/10/21/chartex" xmlns:cx3="http://schemas.microsoft.com/office/drawing/2016/5/9/chartex" xmlns:cx4="http://schemas.microsoft.com/office/drawing/2016/5/10/chartex" xmlns:cx5="http://schemas.microsoft.com/office/drawing/2016/5/11/chartex" xmlns:cx6="http://schemas.microsoft.com/office/drawing/2016/5/12/chartex" xmlns:cx7="http://schemas.microsoft.com/office/drawing/2016/5/13/chartex" xmlns:cx8="http://schemas.microsoft.com/office/drawing/2016/5/14/chartex" xmlns:mc="http://schemas.openxmlformats.org/markup-compatibility/2006" xmlns:aink="http://schemas.microsoft.com/office/drawing/2016/ink" xmlns:am3d="http://schemas.microsoft.com/office/drawing/2017/model3d" xmlns:o="urn:schemas-microsoft-com:office:office" xmlns:oel="http://schemas.microsoft.com/office/2019/extlst" xmlns:r="http://schemas.openxmlformats.org/officeDocument/2006/relationships" xmlns:m="http://schemas.openxmlformats.org/officeDocument/2006/math" xmlns:v="urn:schemas-microsoft-com:vml" xmlns:wp14="http://schemas.microsoft.com/office/word/2010/wordprocessingDrawing" xmlns:wp="http://schemas.openxmlformats.org/drawingml/2006/wordprocessingDrawing" xmlns:w10="urn:schemas-microsoft-com:office:word" xmlns:w="http://schemas.openxmlformats.org/wordprocessingml/2006/main" xmlns:w14="http://schemas.microsoft.com/office/word/2010/wordml" xmlns:w15="http://schemas.microsoft.com/office/word/2012/wordml" xmlns:w16cex="http://schemas.microsoft.com/office/word/2018/wordml/cex" xmlns:w16cid="http://schemas.microsoft.com/office/word/2016/wordml/cid" xmlns:w16="http://schemas.microsoft.com/office/word/2018/wordml" xmlns:w16du="http://schemas.microsoft.com/office/word/2023/wordml/word16du" xmlns:w16sdtdh="http://schemas.microsoft.com/office/word/2020/wordml/sdtdatahash" xmlns:w16sdtfl="http://schemas.microsoft.com/office/word/2024/wordml/sdtformatlock" xmlns:w16se="http://schemas.microsoft.com/office/word/2015/wordml/symex" xmlns:wpg="http://schemas.microsoft.com/office/word/2010/wordprocessingGroup" xmlns:wpi="http://schemas.microsoft.com/office/word/2010/wordprocessingInk" xmlns:wne="http://schemas.microsoft.com/office/word/2006/wordml" xmlns:wps="http://schemas.microsoft.com/office/word/2010/wordprocessingShape" mc:Ignorable="w14 w15 w16se w16cid w16 w16cex w16sdtdh w16sdtfl w16du wp14">
   <w:body>
+    <w:p>
+      <w:pPr>
+        <w:pStyle w:val="Heading1"/>
+        <w:jc w:val="center"/>
+        <w:rPr>
+          <w:b/>
+          <w:bCs/>
+        </w:rPr>
+      </w:pPr>
+      <w:r>
+        <w:rPr>
+          <w:b/>
+          <w:bCs/>
+        </w:rPr>
+        <w:t>Data Ingestion</w:t>
+      </w:r>
+    </w:p>
     <w:p>
       <w:pPr>
         <w:pStyle w:val="ListParagraph"/>
@@ -85,6 +102,92 @@
           <w:rStyle w:val="SubtleReference"/>
         </w:rPr>
         <w:t>Screenshots of ingested data stored in raw format</w:t>
+      </w:r>
+    </w:p>
+    <w:p>
+      <w:pPr>
+        <w:spacing w:before="100" w:after="200" w:line="276" w:lineRule="auto"/>
+        <w:jc w:val="both"/>
+        <w:rPr>
+          <w:rStyle w:val="SubtleReference"/>
+          <w:b w:val="0"/>
+          <w:color w:val="auto"/>
+        </w:rPr>
+      </w:pPr>
+      <w:r>
+        <w:rPr>
+          <w:rStyle w:val="SubtleReference"/>
+          <w:b w:val="0"/>
+          <w:color w:val="auto"/>
+        </w:rPr>
+        <w:t xml:space="preserve">We are using 2 types of sources here. </w:t>
+      </w:r>
+    </w:p>
+    <w:p>
+      <w:pPr>
+        <w:pStyle w:val="ListParagraph"/>
+        <w:numPr>
+          <w:ilvl w:val="0"/>
+          <w:numId w:val="2"/>
+        </w:numPr>
+        <w:spacing w:before="100" w:after="200" w:line="276" w:lineRule="auto"/>
+        <w:jc w:val="both"/>
+        <w:rPr>
+          <w:rStyle w:val="SubtleReference"/>
+          <w:b w:val="0"/>
+          <w:color w:val="auto"/>
+        </w:rPr>
+      </w:pPr>
+      <w:r>
+        <w:rPr>
+          <w:rStyle w:val="SubtleReference"/>
+          <w:b w:val="0"/>
+          <w:color w:val="auto"/>
+        </w:rPr>
+        <w:t>Local filesystem</w:t>
+      </w:r>
+    </w:p>
+    <w:p>
+      <w:pPr>
+        <w:pStyle w:val="ListParagraph"/>
+        <w:numPr>
+          <w:ilvl w:val="0"/>
+          <w:numId w:val="2"/>
+        </w:numPr>
+        <w:spacing w:before="100" w:after="200" w:line="276" w:lineRule="auto"/>
+        <w:jc w:val="both"/>
+        <w:rPr>
+          <w:rStyle w:val="SubtleReference"/>
+          <w:b w:val="0"/>
+          <w:color w:val="auto"/>
+        </w:rPr>
+      </w:pPr>
+      <w:r>
+        <w:rPr>
+          <w:rStyle w:val="SubtleReference"/>
+          <w:b w:val="0"/>
+          <w:color w:val="auto"/>
+        </w:rPr>
+        <w:t>Kaggle API call</w:t>
+      </w:r>
+    </w:p>
+    <w:p>
+      <w:pPr>
+        <w:spacing w:before="100" w:after="200" w:line="276" w:lineRule="auto"/>
+        <w:jc w:val="both"/>
+        <w:rPr>
+          <w:rStyle w:val="SubtleReference"/>
+          <w:b w:val="0"/>
+          <w:color w:val="auto"/>
+        </w:rPr>
+      </w:pPr>
+      <w:r>
+        <w:rPr>
+          <w:rStyle w:val="SubtleReference"/>
+          <w:b w:val="0"/>
+          <w:color w:val="auto"/>
+        </w:rPr>
+        <w:t>We have 2 python scripts to download and ingest each of the files to the data/raw folder, where the data get partitions and stored. Which can be seen in the document of next section.</w:t>
       </w:r>
     </w:p>
     <w:p>
@@ -272,12 +375,6 @@
       </w:r>
     </w:p>
     <w:p/>
-    <w:p/>
-    <w:p/>
-    <w:p/>
-    <w:p/>
-    <w:p/>
-    <w:p/>
     <w:p>
       <w:pPr>
         <w:rPr>
@@ -290,7 +387,6 @@
           <w:b/>
           <w:bCs/>
         </w:rPr>
-        <w:lastRenderedPageBreak/>
         <w:t>Local</w:t>
       </w:r>
       <w:r>
@@ -483,18 +579,18 @@
             <v:path o:extrusionok="f" gradientshapeok="t" o:connecttype="rect"/>
             <o:lock v:ext="edit" aspectratio="t"/>
           </v:shapetype>
-          <v:shape id="_x0000_i1026" type="#_x0000_t75" style="width:76.2pt;height:49.2pt" o:ole="">
+          <v:shape id="_x0000_i1025" type="#_x0000_t75" style="width:76.2pt;height:49.2pt" o:ole="">
             <v:imagedata r:id="rId9" o:title=""/>
           </v:shape>
-          <o:OLEObject Type="Embed" ProgID="Package" ShapeID="_x0000_i1026" DrawAspect="Icon" ObjectID="_1803369192" r:id="rId10"/>
+          <o:OLEObject Type="Embed" ProgID="Package" ShapeID="_x0000_i1025" DrawAspect="Icon" ObjectID="_1803417606" r:id="rId10"/>
         </w:object>
       </w:r>
       <w:r>
         <w:object w:dxaOrig="1520" w:dyaOrig="988" w14:anchorId="3167AC91">
-          <v:shape id="_x0000_i1025" type="#_x0000_t75" style="width:76.2pt;height:49.2pt" o:ole="">
+          <v:shape id="_x0000_i1026" type="#_x0000_t75" style="width:76.2pt;height:49.2pt" o:ole="">
             <v:imagedata r:id="rId11" o:title=""/>
           </v:shape>
-          <o:OLEObject Type="Embed" ProgID="Package" ShapeID="_x0000_i1025" DrawAspect="Icon" ObjectID="_1803369193" r:id="rId12"/>
+          <o:OLEObject Type="Embed" ProgID="Package" ShapeID="_x0000_i1026" DrawAspect="Icon" ObjectID="_1803417607" r:id="rId12"/>
         </w:object>
       </w:r>
     </w:p>
@@ -623,8 +719,100 @@
       </w:rPr>
     </w:lvl>
   </w:abstractNum>
+  <w:abstractNum w:abstractNumId="1" w15:restartNumberingAfterBreak="0">
+    <w:nsid w:val="42491FE5"/>
+    <w:multiLevelType w:val="hybridMultilevel"/>
+    <w:tmpl w:val="C4B4B3FA"/>
+    <w:lvl w:ilvl="0" w:tplc="726AD64C">
+      <w:start w:val="1"/>
+      <w:numFmt w:val="decimal"/>
+      <w:lvlText w:val="%1."/>
+      <w:lvlJc w:val="left"/>
+      <w:pPr>
+        <w:ind w:left="1080" w:hanging="360"/>
+      </w:pPr>
+      <w:rPr>
+        <w:rFonts w:hint="default"/>
+      </w:rPr>
+    </w:lvl>
+    <w:lvl w:ilvl="1" w:tplc="04090019" w:tentative="1">
+      <w:start w:val="1"/>
+      <w:numFmt w:val="lowerLetter"/>
+      <w:lvlText w:val="%2."/>
+      <w:lvlJc w:val="left"/>
+      <w:pPr>
+        <w:ind w:left="1800" w:hanging="360"/>
+      </w:pPr>
+    </w:lvl>
+    <w:lvl w:ilvl="2" w:tplc="0409001B" w:tentative="1">
+      <w:start w:val="1"/>
+      <w:numFmt w:val="lowerRoman"/>
+      <w:lvlText w:val="%3."/>
+      <w:lvlJc w:val="right"/>
+      <w:pPr>
+        <w:ind w:left="2520" w:hanging="180"/>
+      </w:pPr>
+    </w:lvl>
+    <w:lvl w:ilvl="3" w:tplc="0409000F" w:tentative="1">
+      <w:start w:val="1"/>
+      <w:numFmt w:val="decimal"/>
+      <w:lvlText w:val="%4."/>
+      <w:lvlJc w:val="left"/>
+      <w:pPr>
+        <w:ind w:left="3240" w:hanging="360"/>
+      </w:pPr>
+    </w:lvl>
+    <w:lvl w:ilvl="4" w:tplc="04090019" w:tentative="1">
+      <w:start w:val="1"/>
+      <w:numFmt w:val="lowerLetter"/>
+      <w:lvlText w:val="%5."/>
+      <w:lvlJc w:val="left"/>
+      <w:pPr>
+        <w:ind w:left="3960" w:hanging="360"/>
+      </w:pPr>
+    </w:lvl>
+    <w:lvl w:ilvl="5" w:tplc="0409001B" w:tentative="1">
+      <w:start w:val="1"/>
+      <w:numFmt w:val="lowerRoman"/>
+      <w:lvlText w:val="%6."/>
+      <w:lvlJc w:val="right"/>
+      <w:pPr>
+        <w:ind w:left="4680" w:hanging="180"/>
+      </w:pPr>
+    </w:lvl>
+    <w:lvl w:ilvl="6" w:tplc="0409000F" w:tentative="1">
+      <w:start w:val="1"/>
+      <w:numFmt w:val="decimal"/>
+      <w:lvlText w:val="%7."/>
+      <w:lvlJc w:val="left"/>
+      <w:pPr>
+        <w:ind w:left="5400" w:hanging="360"/>
+      </w:pPr>
+    </w:lvl>
+    <w:lvl w:ilvl="7" w:tplc="04090019" w:tentative="1">
+      <w:start w:val="1"/>
+      <w:numFmt w:val="lowerLetter"/>
+      <w:lvlText w:val="%8."/>
+      <w:lvlJc w:val="left"/>
+      <w:pPr>
+        <w:ind w:left="6120" w:hanging="360"/>
+      </w:pPr>
+    </w:lvl>
+    <w:lvl w:ilvl="8" w:tplc="0409001B" w:tentative="1">
+      <w:start w:val="1"/>
+      <w:numFmt w:val="lowerRoman"/>
+      <w:lvlText w:val="%9."/>
+      <w:lvlJc w:val="right"/>
+      <w:pPr>
+        <w:ind w:left="6840" w:hanging="180"/>
+      </w:pPr>
+    </w:lvl>
+  </w:abstractNum>
   <w:num w:numId="1" w16cid:durableId="226038890">
     <w:abstractNumId w:val="0"/>
+  </w:num>
+  <w:num w:numId="2" w16cid:durableId="1124075414">
+    <w:abstractNumId w:val="1"/>
   </w:num>
 </w:numbering>
 </file>
